--- a/EXPORTS/DOCX/published/niveau1/Dutch/SelectAndDelineate.docx
+++ b/EXPORTS/DOCX/published/niveau1/Dutch/SelectAndDelineate.docx
@@ -424,18 +424,7 @@
           <w:color w:val="000000"/>
           <w:sz w:val="24"/>
         </w:rPr>
-        <w:t>informa</w:t>
-      </w:r>
-      <w:r>
-        <w:rPr>
-          <w:u w:val="single" w:color="0000ff"/>
-          <w:rFonts w:ascii="Charis SIL Regular" w:hAnsi="Charis SIL Regular" w:eastAsia="Charis SIL Regular"/>
-          <w:b w:val="0"/>
-          <w:i w:val="0"/>
-          <w:color w:val="000000"/>
-          <w:sz w:val="24"/>
-        </w:rPr>
-        <w:t>tie en m</w:t>
+        <w:t>informatie en mogelijke</w:t>
       </w:r>
       <w:r>
         <w:rPr>
@@ -451,37 +440,9 @@
             <w:rPr>
               <w:rStyle w:val="Hyperlink"/>
             </w:rPr>
-            <w:t>oge</w:t>
+            <w:t xml:space="preserve"> contacten. </w:t>
           </w:r>
         </w:hyperlink>
-      </w:r>
-      <w:r>
-        <w:rPr>
-          <w:u w:val="single" w:color="0000ff"/>
-          <w:rFonts w:ascii="Charis SIL Regular" w:hAnsi="Charis SIL Regular" w:eastAsia="Charis SIL Regular"/>
-          <w:b w:val="0"/>
-          <w:i w:val="0"/>
-          <w:color w:val="000000"/>
-          <w:sz w:val="24"/>
-        </w:rPr>
-        <w:hyperlink r:id="rId9" w:history="1">
-          <w:r>
-            <w:rPr>
-              <w:rStyle w:val="Hyperlink"/>
-            </w:rPr>
-            <w:t>l</w:t>
-          </w:r>
-        </w:hyperlink>
-      </w:r>
-      <w:r>
-        <w:rPr>
-          <w:rFonts w:ascii="Charis SIL Regular" w:hAnsi="Charis SIL Regular" w:eastAsia="Charis SIL Regular"/>
-          <w:b w:val="0"/>
-          <w:i w:val="0"/>
-          <w:color w:val="000000"/>
-          <w:sz w:val="24"/>
-        </w:rPr>
-        <w:t xml:space="preserve">ijke contacten. </w:t>
       </w:r>
       <w:r>
         <w:rPr>

--- a/EXPORTS/DOCX/published/niveau1/Dutch/SelectAndDelineate.docx
+++ b/EXPORTS/DOCX/published/niveau1/Dutch/SelectAndDelineate.docx
@@ -435,54 +435,7 @@
           <w:color w:val="000000"/>
           <w:sz w:val="24"/>
         </w:rPr>
-        <w:t>tie en m</w:t>
-      </w:r>
-      <w:r>
-        <w:rPr>
-          <w:u w:val="single" w:color="0000ff"/>
-          <w:rFonts w:ascii="Charis SIL Regular" w:hAnsi="Charis SIL Regular" w:eastAsia="Charis SIL Regular"/>
-          <w:b w:val="0"/>
-          <w:i w:val="0"/>
-          <w:color w:val="000000"/>
-          <w:sz w:val="24"/>
-        </w:rPr>
-        <w:hyperlink r:id="rId9" w:history="1">
-          <w:r>
-            <w:rPr>
-              <w:rStyle w:val="Hyperlink"/>
-            </w:rPr>
-            <w:t>oge</w:t>
-          </w:r>
-        </w:hyperlink>
-      </w:r>
-      <w:r>
-        <w:rPr>
-          <w:u w:val="single" w:color="0000ff"/>
-          <w:rFonts w:ascii="Charis SIL Regular" w:hAnsi="Charis SIL Regular" w:eastAsia="Charis SIL Regular"/>
-          <w:b w:val="0"/>
-          <w:i w:val="0"/>
-          <w:color w:val="000000"/>
-          <w:sz w:val="24"/>
-        </w:rPr>
-        <w:hyperlink r:id="rId9" w:history="1">
-          <w:r>
-            <w:rPr>
-              <w:rStyle w:val="Hyperlink"/>
-            </w:rPr>
-            <w:t>l</w:t>
-          </w:r>
-        </w:hyperlink>
-      </w:r>
-      <w:r>
-        <w:rPr>
-          <w:u w:val="single" w:color="0000ff"/>
-          <w:rFonts w:ascii="Charis SIL Regular" w:hAnsi="Charis SIL Regular" w:eastAsia="Charis SIL Regular"/>
-          <w:b w:val="0"/>
-          <w:i w:val="0"/>
-          <w:color w:val="000000"/>
-          <w:sz w:val="24"/>
-        </w:rPr>
-        <w:t xml:space="preserve">ijke contacten. </w:t>
+        <w:t xml:space="preserve">tie en mogelijke contacten. </w:t>
       </w:r>
       <w:r>
         <w:rPr>
